--- a/data/outputs/v2/Maths/SS1.1_Real_Numbers/Mathematics_Real_Numbers_FinalExplanation.docx
+++ b/data/outputs/v2/Maths/SS1.1_Real_Numbers/Mathematics_Real_Numbers_FinalExplanation.docx
@@ -38,6 +38,177 @@
           <w:szCs w:val="22"/>
         </w:rPr>
         <w:t xml:space="preserve">Student Assessment Document</w:t>
+      </w:r>
+    </w:p>
+    <w:p>
+      <w:pPr>
+        <w:spacing w:after="80" w:before="120"/>
+      </w:pPr>
+      <w:r>
+        <w:rPr>
+          <w:rFonts w:ascii="Arial" w:cs="Arial" w:eastAsia="Arial" w:hAnsi="Arial"/>
+          <w:b/>
+          <w:bCs/>
+          <w:color w:val="1F3864"/>
+          <w:sz w:val="20"/>
+          <w:szCs w:val="20"/>
+        </w:rPr>
+        <w:t xml:space="preserve">ATTRIBUTION AND LICENSING</w:t>
+      </w:r>
+    </w:p>
+    <w:p>
+      <w:pPr>
+        <w:spacing w:after="60" w:before="0"/>
+      </w:pPr>
+      <w:r>
+        <w:rPr>
+          <w:rFonts w:ascii="Arial" w:cs="Arial" w:eastAsia="Arial" w:hAnsi="Arial"/>
+          <w:b/>
+          <w:bCs/>
+          <w:sz w:val="17"/>
+          <w:szCs w:val="17"/>
+        </w:rPr>
+        <w:t xml:space="preserve">Curriculum Alignment: </w:t>
+      </w:r>
+      <w:r>
+        <w:rPr>
+          <w:rFonts w:ascii="Arial" w:cs="Arial" w:eastAsia="Arial" w:hAnsi="Arial"/>
+          <w:sz w:val="17"/>
+          <w:szCs w:val="17"/>
+        </w:rPr>
+        <w:t xml:space="preserve">Structured in pedagogical alignment with the competence-based curriculum format and learning outcomes established by the Kenya Institute of Curriculum Development (KICD). This material is independently developed and is not officially endorsed or published by KICD.</w:t>
+      </w:r>
+    </w:p>
+    <w:p>
+      <w:pPr>
+        <w:spacing w:after="60" w:before="0"/>
+      </w:pPr>
+      <w:r>
+        <w:rPr>
+          <w:rFonts w:ascii="Arial" w:cs="Arial" w:eastAsia="Arial" w:hAnsi="Arial"/>
+          <w:b/>
+          <w:bCs/>
+          <w:sz w:val="17"/>
+          <w:szCs w:val="17"/>
+        </w:rPr>
+        <w:t xml:space="preserve">Content &amp; Pedagogy: </w:t>
+      </w:r>
+      <w:r>
+        <w:rPr>
+          <w:rFonts w:ascii="Arial" w:cs="Arial" w:eastAsia="Arial" w:hAnsi="Arial"/>
+          <w:sz w:val="17"/>
+          <w:szCs w:val="17"/>
+        </w:rPr>
+        <w:t xml:space="preserve">Developed and adapted by the educator team at SeaVuria (registered 501(c)(3) in the United States and registered NGO in Kenya, No. 872-850A-BF11), who designed the pedagogical framework, lesson templates and exemplar lessons on which this material is based.</w:t>
+      </w:r>
+    </w:p>
+    <w:p>
+      <w:pPr>
+        <w:spacing w:after="60" w:before="0"/>
+      </w:pPr>
+      <w:r>
+        <w:rPr>
+          <w:rFonts w:ascii="Arial" w:cs="Arial" w:eastAsia="Arial" w:hAnsi="Arial"/>
+          <w:b/>
+          <w:bCs/>
+          <w:sz w:val="17"/>
+          <w:szCs w:val="17"/>
+        </w:rPr>
+        <w:t xml:space="preserve">Production &amp; Layout: </w:t>
+      </w:r>
+      <w:r>
+        <w:rPr>
+          <w:rFonts w:ascii="Arial" w:cs="Arial" w:eastAsia="Arial" w:hAnsi="Arial"/>
+          <w:sz w:val="17"/>
+          <w:szCs w:val="17"/>
+        </w:rPr>
+        <w:t xml:space="preserve">Educational design and curriculum sequencing by SeaVuria. Technical layout, structural formatting, and digital optimization/implementation executed in partnership with ARES Education (registered 501(c)(3) in the United States and Canada (as Afretech Aid) and registered NGO in Kenya), with lesson drafting and compilation assisted by AI (Claude, Anthropic).</w:t>
+      </w:r>
+    </w:p>
+    <w:p>
+      <w:pPr>
+        <w:pBdr>
+          <w:bottom w:val="single" w:color="1F3864" w:sz="6" w:space="6"/>
+        </w:pBdr>
+        <w:spacing w:after="60" w:before="0"/>
+      </w:pPr>
+      <w:r>
+        <w:rPr>
+          <w:rFonts w:ascii="Arial" w:cs="Arial" w:eastAsia="Arial" w:hAnsi="Arial"/>
+          <w:b/>
+          <w:bCs/>
+          <w:sz w:val="17"/>
+          <w:szCs w:val="17"/>
+        </w:rPr>
+        <w:t xml:space="preserve">Licensing &amp; Copyright: </w:t>
+      </w:r>
+      <w:r>
+        <w:rPr>
+          <w:rFonts w:ascii="Arial" w:cs="Arial" w:eastAsia="Arial" w:hAnsi="Arial"/>
+          <w:sz w:val="17"/>
+          <w:szCs w:val="17"/>
+        </w:rPr>
+        <w:t xml:space="preserve">© 2026 SeaVuria and ARES. This work is licensed under a </w:t>
+      </w:r>
+      <w:hyperlink w:history="1" r:id="rIdcotus5uhrpvf5yzsrvd7e">
+        <w:r>
+          <w:rPr>
+            <w:rFonts w:ascii="Arial" w:cs="Arial" w:eastAsia="Arial" w:hAnsi="Arial"/>
+            <w:color w:val="1F6B75"/>
+            <w:sz w:val="17"/>
+            <w:szCs w:val="17"/>
+            <w:u w:val="single" w:color="1F6B75"/>
+          </w:rPr>
+          <w:t xml:space="preserve">Creative Commons Attribution-NonCommercial 4.0 International License</w:t>
+        </w:r>
+      </w:hyperlink>
+      <w:r>
+        <w:rPr>
+          <w:rFonts w:ascii="Arial" w:cs="Arial" w:eastAsia="Arial" w:hAnsi="Arial"/>
+          <w:sz w:val="17"/>
+          <w:szCs w:val="17"/>
+        </w:rPr>
+        <w:t xml:space="preserve"> (</w:t>
+      </w:r>
+      <w:hyperlink w:history="1" r:id="rIdzdobbwy9w5sndbn76p4bw">
+        <w:r>
+          <w:rPr>
+            <w:rFonts w:ascii="Arial" w:cs="Arial" w:eastAsia="Arial" w:hAnsi="Arial"/>
+            <w:color w:val="1F6B75"/>
+            <w:sz w:val="17"/>
+            <w:szCs w:val="17"/>
+            <w:u w:val="single" w:color="1F6B75"/>
+          </w:rPr>
+          <w:t xml:space="preserve">CC BY-NC 4.0</w:t>
+        </w:r>
+      </w:hyperlink>
+      <w:r>
+        <w:rPr>
+          <w:rFonts w:ascii="Arial" w:cs="Arial" w:eastAsia="Arial" w:hAnsi="Arial"/>
+          <w:sz w:val="17"/>
+          <w:szCs w:val="17"/>
+        </w:rPr>
+        <w:t xml:space="preserve">). To view a copy of this license, visit </w:t>
+      </w:r>
+      <w:hyperlink w:history="1" r:id="rIdfduytbsh-otu2z_ri32g3">
+        <w:r>
+          <w:rPr>
+            <w:rFonts w:ascii="Arial" w:cs="Arial" w:eastAsia="Arial" w:hAnsi="Arial"/>
+            <w:color w:val="1F6B75"/>
+            <w:sz w:val="17"/>
+            <w:szCs w:val="17"/>
+            <w:u w:val="single" w:color="1F6B75"/>
+          </w:rPr>
+          <w:t xml:space="preserve">https://creativecommons.org/licenses/by-nc/4.0/</w:t>
+        </w:r>
+      </w:hyperlink>
+      <w:r>
+        <w:rPr>
+          <w:rFonts w:ascii="Arial" w:cs="Arial" w:eastAsia="Arial" w:hAnsi="Arial"/>
+          <w:sz w:val="17"/>
+          <w:szCs w:val="17"/>
+        </w:rPr>
+        <w:t xml:space="preserve">. You are free to copy, redistribute, and adapt this material in any medium or format, provided appropriate credit is given and the material is not used for commercial purposes. KICD learning outcomes and curriculum designations reproduced here for alignment purposes remain the property of KICD and are not covered by this license. Linked external resources (e.g. CK-12, Khan Academy, PhET) are subject to their own licenses.</w:t>
       </w:r>
     </w:p>
     <w:p>

--- a/data/outputs/v2/Maths/SS1.1_Real_Numbers/Mathematics_Real_Numbers_FinalExplanation.docx
+++ b/data/outputs/v2/Maths/SS1.1_Real_Numbers/Mathematics_Real_Numbers_FinalExplanation.docx
@@ -2039,7 +2039,7 @@
         </w:rPr>
         <w:t xml:space="preserve">© 2026 SeaVuria and ARES. This work is licensed under a </w:t>
       </w:r>
-      <w:hyperlink w:history="1" r:id="rIdx62vomt5-5ofma0vto1dd">
+      <w:hyperlink w:history="1" r:id="rIdqhm6terqzx_zkeffeyssk">
         <w:r>
           <w:rPr>
             <w:rFonts w:ascii="Arial" w:cs="Arial" w:eastAsia="Arial" w:hAnsi="Arial"/>
@@ -2059,7 +2059,7 @@
         </w:rPr>
         <w:t xml:space="preserve"> (</w:t>
       </w:r>
-      <w:hyperlink w:history="1" r:id="rIds9psduend9vogttvmwbep">
+      <w:hyperlink w:history="1" r:id="rIdbpjndi_ll0l8yl5y0z-kw">
         <w:r>
           <w:rPr>
             <w:rFonts w:ascii="Arial" w:cs="Arial" w:eastAsia="Arial" w:hAnsi="Arial"/>
@@ -2079,7 +2079,7 @@
         </w:rPr>
         <w:t xml:space="preserve">). To view a copy of this license, visit </w:t>
       </w:r>
-      <w:hyperlink w:history="1" r:id="rIdqxeekjtkmeadhn5t2qg5j">
+      <w:hyperlink w:history="1" r:id="rIdmqdm4dqmclggfq9aph6mn">
         <w:r>
           <w:rPr>
             <w:rFonts w:ascii="Arial" w:cs="Arial" w:eastAsia="Arial" w:hAnsi="Arial"/>

--- a/data/outputs/v2/Maths/SS1.1_Real_Numbers/Mathematics_Real_Numbers_FinalExplanation.docx
+++ b/data/outputs/v2/Maths/SS1.1_Real_Numbers/Mathematics_Real_Numbers_FinalExplanation.docx
@@ -2039,7 +2039,7 @@
         </w:rPr>
         <w:t xml:space="preserve">© 2026 SeaVuria and ARES. This work is licensed under a </w:t>
       </w:r>
-      <w:hyperlink w:history="1" r:id="rIdqhm6terqzx_zkeffeyssk">
+      <w:hyperlink w:history="1" r:id="rIdbcu34dm5dsx5r85k8usk3">
         <w:r>
           <w:rPr>
             <w:rFonts w:ascii="Arial" w:cs="Arial" w:eastAsia="Arial" w:hAnsi="Arial"/>
@@ -2059,7 +2059,7 @@
         </w:rPr>
         <w:t xml:space="preserve"> (</w:t>
       </w:r>
-      <w:hyperlink w:history="1" r:id="rIdbpjndi_ll0l8yl5y0z-kw">
+      <w:hyperlink w:history="1" r:id="rId2x5wgj9hqtt5b4uuwl4cy">
         <w:r>
           <w:rPr>
             <w:rFonts w:ascii="Arial" w:cs="Arial" w:eastAsia="Arial" w:hAnsi="Arial"/>
@@ -2079,7 +2079,7 @@
         </w:rPr>
         <w:t xml:space="preserve">). To view a copy of this license, visit </w:t>
       </w:r>
-      <w:hyperlink w:history="1" r:id="rIdmqdm4dqmclggfq9aph6mn">
+      <w:hyperlink w:history="1" r:id="rId9_frtrsd_bah8qndg6tte">
         <w:r>
           <w:rPr>
             <w:rFonts w:ascii="Arial" w:cs="Arial" w:eastAsia="Arial" w:hAnsi="Arial"/>

--- a/data/outputs/v2/Maths/SS1.1_Real_Numbers/Mathematics_Real_Numbers_FinalExplanation.docx
+++ b/data/outputs/v2/Maths/SS1.1_Real_Numbers/Mathematics_Real_Numbers_FinalExplanation.docx
@@ -2039,7 +2039,7 @@
         </w:rPr>
         <w:t xml:space="preserve">© 2026 SeaVuria and ARES. This work is licensed under a </w:t>
       </w:r>
-      <w:hyperlink w:history="1" r:id="rIdbcu34dm5dsx5r85k8usk3">
+      <w:hyperlink w:history="1" r:id="rId95gx6hhewlm2ekvijxje-">
         <w:r>
           <w:rPr>
             <w:rFonts w:ascii="Arial" w:cs="Arial" w:eastAsia="Arial" w:hAnsi="Arial"/>
@@ -2059,7 +2059,7 @@
         </w:rPr>
         <w:t xml:space="preserve"> (</w:t>
       </w:r>
-      <w:hyperlink w:history="1" r:id="rId2x5wgj9hqtt5b4uuwl4cy">
+      <w:hyperlink w:history="1" r:id="rIdypnlxubagq_fzodrn8uls">
         <w:r>
           <w:rPr>
             <w:rFonts w:ascii="Arial" w:cs="Arial" w:eastAsia="Arial" w:hAnsi="Arial"/>
@@ -2079,7 +2079,7 @@
         </w:rPr>
         <w:t xml:space="preserve">). To view a copy of this license, visit </w:t>
       </w:r>
-      <w:hyperlink w:history="1" r:id="rId9_frtrsd_bah8qndg6tte">
+      <w:hyperlink w:history="1" r:id="rIdvh22hmetc4fejjghkp5ka">
         <w:r>
           <w:rPr>
             <w:rFonts w:ascii="Arial" w:cs="Arial" w:eastAsia="Arial" w:hAnsi="Arial"/>

--- a/data/outputs/v2/Maths/SS1.1_Real_Numbers/Mathematics_Real_Numbers_FinalExplanation.docx
+++ b/data/outputs/v2/Maths/SS1.1_Real_Numbers/Mathematics_Real_Numbers_FinalExplanation.docx
@@ -95,7 +95,7 @@
                 <w:sz w:val="22"/>
                 <w:szCs w:val="22"/>
               </w:rPr>
-              <w:t xml:space="preserve">FINAL EXPLANATION: MATHEMATICS GRADE 10 – SUB-STRAND 1.1 REAL NUMBERS: FINAL EXPLANATION</w:t>
+              <w:t xml:space="preserve">FINAL EXPLANATION: MATHEMATICS GRADE 10: REAL NUMBERS FINAL EXPLANATION</w:t>
             </w:r>
           </w:p>
         </w:tc>
@@ -422,7 +422,7 @@
                 <w:sz w:val="18"/>
                 <w:szCs w:val="18"/>
               </w:rPr>
-              <w:t xml:space="preserve">You have finished the unit on real numbers. Now write your own Final Explanation to answer the Driving Question: Why can some numbers be written as exact fractions and others cannot, and how does knowing a number's type help us solve everyday problems in Kenya? Write your answer in the blank space under each prompt. Use evidence from your lessons: the Nairobi pizza diagrams, your fraction-circle results, your Number World Map, your reciprocal comparison table and your Driving Question Board. Include worked numbers where the prompt asks for them. Use full sentences and show your reasoning.</w:t>
+              <w:t xml:space="preserve">You have finished the unit on real numbers. Now answer the Driving Question: How do we use real numbers in everyday life, and why are reciprocals important? Use Achieng's trip to the duka near Kibuye Market in Kisumu as your main example. Write your answer in the space under each prompt. Use evidence and numbers from your lessons, your Driving Question Board (DQB) and your unit model. Show your working where you calculate. Write clearly and explain your reasoning in full sentences.</w:t>
             </w:r>
           </w:p>
         </w:tc>
@@ -481,7 +481,7 @@
                 <w:sz w:val="22"/>
                 <w:szCs w:val="22"/>
               </w:rPr>
-              <w:t xml:space="preserve">Part 1: The Pizza Puzzle and Whole-Number Types</w:t>
+              <w:t xml:space="preserve">Part 1: Different numbers at the duka</w:t>
             </w:r>
           </w:p>
         </w:tc>
@@ -515,7 +515,7 @@
                 <w:sz w:val="18"/>
                 <w:szCs w:val="18"/>
               </w:rPr>
-              <w:t xml:space="preserve">Think back to the friends in Nairobi sharing a pizza. (a) Using your fraction-circle results, describe what happened to the decimal for one slice when the pizza was cut into 4 slices and when it was cut into 3 slices. (b) Whole numbers can be sorted as odd, even, prime or composite. Choose any three numbers from the set 2, 3, 4, 9, 15, 17, 36, 41, 49, 64 and say how you classified each and why. (c) Explain why a pizza cut into a prime number of slices, such as 3 or 7, is harder to share equally between 2 people than one cut into 4 or 8 slices. Mention what is special about the number 1 and the number 2.</w:t>
+              <w:t xml:space="preserve">Achieng bought 3 items at Ksh 45 each, paid with one Ksh 200 note, bought 1/2 kg of sugar at Ksh 160 per kg, and saw a tea-leaf sachet tagged Ksh 22.50. (a) Work out her total for the 3 items and her change. (b) Name the type of number used for counting items, for part of a kilo, and for the price tag, and explain why one trip needs all three types. (c) Explain how a fraction and a decimal can name the same quantity, using one example from the trip.</w:t>
             </w:r>
           </w:p>
         </w:tc>
@@ -611,7 +611,7 @@
                 <w:sz w:val="22"/>
                 <w:szCs w:val="22"/>
               </w:rPr>
-              <w:t xml:space="preserve">Part 2: Rational and Irrational Numbers</w:t>
+              <w:t xml:space="preserve">Part 2: Classifying whole numbers</w:t>
             </w:r>
           </w:p>
         </w:tc>
@@ -645,7 +645,7 @@
                 <w:sz w:val="18"/>
                 <w:szCs w:val="18"/>
               </w:rPr>
-              <w:t xml:space="preserve">(a) Explain what makes a number rational and what makes a number irrational. Talk about p/q and about what the decimal does. (b) Classify each of these as rational or irrational and give your reason: 0.75, 1/3, √2, π. (c) Some people use 22/7 for π. Is 22/7 equal to π? Explain. (d) Use your number-line strip: between which whole numbers did √2 and π sit, and what does this tell you about a number that has no exact fraction?</w:t>
+              <w:t xml:space="preserve">Some whole numbers from Achieng's trip are 3, 6, 15, 45, 65, 90, 135 and 200. (a) Classify 3, 15 and 90 as odd or even, and as prime or composite, and justify each using factors. (b) Explain why 1 is neither prime nor composite, and why 2 is special. (c) Seventeen cobs of maize are to be shared equally among groups. What happens, and what does this tell you about 17? (d) Is every odd number prime? Use the duka numbers to support your answer.</w:t>
             </w:r>
           </w:p>
         </w:tc>
@@ -741,7 +741,7 @@
                 <w:sz w:val="22"/>
                 <w:szCs w:val="22"/>
               </w:rPr>
-              <w:t xml:space="preserve">Part 3: Reciprocals</w:t>
+              <w:t xml:space="preserve">Part 3: Rational and irrational numbers</w:t>
             </w:r>
           </w:p>
         </w:tc>
@@ -775,7 +775,7 @@
                 <w:sz w:val="18"/>
                 <w:szCs w:val="18"/>
               </w:rPr>
-              <w:t xml:space="preserve">(a) In your own words, what does the reciprocal of a number tell us in the pizza situation? (b) Find the reciprocal of 1/4, of 2/3 and of √2. Say whether each reciprocal is rational or irrational. (c) Does every real number have a reciprocal? Explain. (d) Amina in a mandazi problem has 1 kg of flour and uses 2/3 kg per batch. Show how reciprocals help you find the number of batches.</w:t>
+              <w:t xml:space="preserve">(a) Use division to explain what happens to the decimals of 1/4 and 1/7, and say whether each is rational. (b) What is the definition of a rational number? Show that the whole number 3 and Ksh 22.50 are rational. (c) Squaring 1.414, 1.4142 and 1.415 on a calculator gave 1.999396, 1.99996164 and 2.002225. Using these results and the square plot of area 2 m², explain why √2 goes on forever and what type of number it is. (d) Describe how rational and irrational numbers together make up the real numbers, and place 3, 1/2, 22.50, √2 and π on this map.</w:t>
             </w:r>
           </w:p>
         </w:tc>
@@ -871,7 +871,7 @@
                 <w:sz w:val="22"/>
                 <w:szCs w:val="22"/>
               </w:rPr>
-              <w:t xml:space="preserve">Part 4: Choosing a Method and Predicting by Type</w:t>
+              <w:t xml:space="preserve">Part 4: Reciprocals and the tools to find them</w:t>
             </w:r>
           </w:p>
         </w:tc>
@@ -905,7 +905,7 @@
                 <w:sz w:val="18"/>
                 <w:szCs w:val="18"/>
               </w:rPr>
-              <w:t xml:space="preserve">(a) Name the three methods you used to find reciprocals. (b) You found the reciprocal of 1 ÷ 7 and of 1 ÷ √2 using all three methods. What did you notice about the results for each, and why? (c) √4 is written with a radical sign. Is it rational or irrational, and what does this mean for its reciprocal? (d) Explain how knowing a number's type lets you predict something about its reciprocal before you calculate.</w:t>
+              <w:t xml:space="preserve">(a) What is the reciprocal of a number n, and what do you get when you multiply n by its reciprocal? Which number has no reciprocal? (b) Find the reciprocal of 8, of 2.5 and of 6 (give 6 to 4 decimal places) and check one of them by multiplying. (c) Mzee Odhiambo says 6 mandazi cost Ksh 90, so the unit price is Ksh 15. Explain how this is a reciprocal calculation. (d) Compare the answers for 1/7 from mathematical tables and from the calculator 1/x key. Why do they differ, and are both useful for money?</w:t>
             </w:r>
           </w:p>
         </w:tc>
@@ -1001,7 +1001,7 @@
                 <w:sz w:val="22"/>
                 <w:szCs w:val="22"/>
               </w:rPr>
-              <w:t xml:space="preserve">Part 5: Final Explanation and Kenyan Transfer</w:t>
+              <w:t xml:space="preserve">Part 5: Answering the Driving Question</w:t>
             </w:r>
           </w:p>
         </w:tc>
@@ -1035,7 +1035,7 @@
                 <w:sz w:val="18"/>
                 <w:szCs w:val="18"/>
               </w:rPr>
-              <w:t xml:space="preserve">Answer the Driving Question in a connected explanation of 6 to 8 sentences: Why can some numbers be written as exact fractions and others cannot, and how does knowing a number's type help us solve everyday problems in Kenya? Use the Nairobi pizza, at least one Kenyan context from your lessons (for example mandazi in Kisumu, fertiliser bags in Eldoret, tiles in Mombasa, sharing land in the Rift Valley or githeri portions) and at least two key terms from this unit.</w:t>
+              <w:t xml:space="preserve">(a) A bus travels from Nairobi to Mombasa, 480 km. Use time = distance × 1/speed to find the time at 60 km/h and at 80 km/h. (b) Wanjiru saves Ksh 10 000 in a Sacco at 8% simple interest per year. Find the interest for 1 year and for 6 months, then use a reciprocal to find how long she needs to earn Ksh 2 400. (c) Write a final answer to the Driving Question: How do we use real numbers in everyday life, and why are reciprocals important? Connect it back to Achieng's trip.</w:t>
             </w:r>
           </w:p>
         </w:tc>
@@ -1299,7 +1299,7 @@
                 <w:sz w:val="18"/>
                 <w:szCs w:val="18"/>
               </w:rPr>
-              <w:t xml:space="preserve">Classification of numbers (whole, rational, irrational)</w:t>
+              <w:t xml:space="preserve">Number types and classification</w:t>
             </w:r>
           </w:p>
         </w:tc>
@@ -1331,7 +1331,7 @@
                 <w:sz w:val="18"/>
                 <w:szCs w:val="18"/>
               </w:rPr>
-              <w:t xml:space="preserve">Correctly classifies all numbers, gives accurate definitions with p/q and decimal behaviour, and corrects the 22/7 and √4 ideas.</w:t>
+              <w:t xml:space="preserve">Correctly names whole numbers, fractions, decimals, rational and irrational numbers, and classifies the duka numbers as odd, even, prime or composite using factors, with correct handling of 1 and 2.</w:t>
             </w:r>
           </w:p>
         </w:tc>
@@ -1363,7 +1363,7 @@
                 <w:sz w:val="18"/>
                 <w:szCs w:val="18"/>
               </w:rPr>
-              <w:t xml:space="preserve">Classifies most numbers correctly with mostly accurate definitions; may miss one subtle case such as 22/7 or √4.</w:t>
+              <w:t xml:space="preserve">Names most number types and classifies most duka numbers correctly, with some factor reasoning.</w:t>
             </w:r>
           </w:p>
         </w:tc>
@@ -1395,7 +1395,7 @@
                 <w:sz w:val="18"/>
                 <w:szCs w:val="18"/>
               </w:rPr>
-              <w:t xml:space="preserve">Confuses types or gives incomplete definitions with few reasons.</w:t>
+              <w:t xml:space="preserve">Confuses number types or classifies numbers without using factors.</w:t>
             </w:r>
           </w:p>
         </w:tc>
@@ -1429,7 +1429,7 @@
                 <w:sz w:val="18"/>
                 <w:szCs w:val="18"/>
               </w:rPr>
-              <w:t xml:space="preserve">Reciprocals and calculation</w:t>
+              <w:t xml:space="preserve">Evidence for rational and irrational numbers</w:t>
             </w:r>
           </w:p>
         </w:tc>
@@ -1461,7 +1461,7 @@
                 <w:sz w:val="18"/>
                 <w:szCs w:val="18"/>
               </w:rPr>
-              <w:t xml:space="preserve">Finds all reciprocals correctly, explains what a reciprocal means, notes zero has none, and solves the mandazi problem with clear steps.</w:t>
+              <w:t xml:space="preserve">Uses the decimal conversions and the squaring checks (1.999396, 1.99996164, 2.002225) to explain clearly why √2 is irrational and places numbers on the real-number map.</w:t>
             </w:r>
           </w:p>
         </w:tc>
@@ -1493,7 +1493,7 @@
                 <w:sz w:val="18"/>
                 <w:szCs w:val="18"/>
               </w:rPr>
-              <w:t xml:space="preserve">Finds most reciprocals correctly and explains the meaning, with small gaps in steps or in the zero case.</w:t>
+              <w:t xml:space="preserve">Uses some evidence and states that √2 never ends or repeats, but the link to the squaring checks is partial.</w:t>
             </w:r>
           </w:p>
         </w:tc>
@@ -1525,7 +1525,7 @@
                 <w:sz w:val="18"/>
                 <w:szCs w:val="18"/>
               </w:rPr>
-              <w:t xml:space="preserve">Makes errors in reciprocals or cannot explain what they mean.</w:t>
+              <w:t xml:space="preserve">States that √2 is irrational without evidence, or confuses recurring and non-recurring decimals.</w:t>
             </w:r>
           </w:p>
         </w:tc>
@@ -1559,7 +1559,7 @@
                 <w:sz w:val="18"/>
                 <w:szCs w:val="18"/>
               </w:rPr>
-              <w:t xml:space="preserve">Use of evidence from the unit</w:t>
+              <w:t xml:space="preserve">Reciprocals and tools</w:t>
             </w:r>
           </w:p>
         </w:tc>
@@ -1591,7 +1591,7 @@
                 <w:sz w:val="18"/>
                 <w:szCs w:val="18"/>
               </w:rPr>
-              <w:t xml:space="preserve">Uses specific evidence such as fraction-circle decimals, number-line positions and method comparisons to support claims.</w:t>
+              <w:t xml:space="preserve">Defines the reciprocal, finds correct values, checks with n × 1/n = 1, links to unit price, and explains why tables and the calculator differ.</w:t>
             </w:r>
           </w:p>
         </w:tc>
@@ -1623,7 +1623,7 @@
                 <w:sz w:val="18"/>
                 <w:szCs w:val="18"/>
               </w:rPr>
-              <w:t xml:space="preserve">Uses some evidence from the unit but it is general in places.</w:t>
+              <w:t xml:space="preserve">Defines the reciprocal and finds most values correctly, with limited explanation of tools or accuracy.</w:t>
             </w:r>
           </w:p>
         </w:tc>
@@ -1655,7 +1655,7 @@
                 <w:sz w:val="18"/>
                 <w:szCs w:val="18"/>
               </w:rPr>
-              <w:t xml:space="preserve">Little or no reference to evidence from lessons.</w:t>
+              <w:t xml:space="preserve">Confuses reciprocal with another idea or makes calculation errors with no check.</w:t>
             </w:r>
           </w:p>
         </w:tc>
@@ -1689,7 +1689,7 @@
                 <w:sz w:val="18"/>
                 <w:szCs w:val="18"/>
               </w:rPr>
-              <w:t xml:space="preserve">Connecting number type to prediction and the phenomenon</w:t>
+              <w:t xml:space="preserve">Application and accuracy of calculation</w:t>
             </w:r>
           </w:p>
         </w:tc>
@@ -1721,7 +1721,7 @@
                 <w:sz w:val="18"/>
                 <w:szCs w:val="18"/>
               </w:rPr>
-              <w:t xml:space="preserve">Clearly explains how type predicts whether a reciprocal or slice is exact or approximate and links it to the pizza and Kenyan contexts.</w:t>
+              <w:t xml:space="preserve">All calculations are correct and shown (135, 65, 15, 8 h, 6 h, Ksh 800, Ksh 400, 3 years) using reciprocals.</w:t>
             </w:r>
           </w:p>
         </w:tc>
@@ -1753,7 +1753,7 @@
                 <w:sz w:val="18"/>
                 <w:szCs w:val="18"/>
               </w:rPr>
-              <w:t xml:space="preserve">Links type to exact or approximate answers, with a partial connection to the pizza or a Kenyan context.</w:t>
+              <w:t xml:space="preserve">Most calculations are correct with some working shown.</w:t>
             </w:r>
           </w:p>
         </w:tc>
@@ -1785,7 +1785,7 @@
                 <w:sz w:val="18"/>
                 <w:szCs w:val="18"/>
               </w:rPr>
-              <w:t xml:space="preserve">Does not connect number type to prediction or to the phenomenon.</w:t>
+              <w:t xml:space="preserve">Several calculation errors or no working shown.</w:t>
             </w:r>
           </w:p>
         </w:tc>
@@ -1819,7 +1819,7 @@
                 <w:sz w:val="18"/>
                 <w:szCs w:val="18"/>
               </w:rPr>
-              <w:t xml:space="preserve">Mathematical communication</w:t>
+              <w:t xml:space="preserve">Answer to the Driving Question</w:t>
             </w:r>
           </w:p>
         </w:tc>
@@ -1851,7 +1851,7 @@
                 <w:sz w:val="18"/>
                 <w:szCs w:val="18"/>
               </w:rPr>
-              <w:t xml:space="preserve">Writes clear, well-organised sentences using correct terms such as rational, irrational, terminating, repeating and reciprocal.</w:t>
+              <w:t xml:space="preserve">Gives a connected answer tying Achieng's trip to real numbers and to reciprocals turning division into multiplication, using examples from several lessons.</w:t>
             </w:r>
           </w:p>
         </w:tc>
@@ -1883,7 +1883,7 @@
                 <w:sz w:val="18"/>
                 <w:szCs w:val="18"/>
               </w:rPr>
-              <w:t xml:space="preserve">Writing is mostly clear with generally correct terms.</w:t>
+              <w:t xml:space="preserve">Answers the question using the duka trip but gives few links to other lessons.</w:t>
             </w:r>
           </w:p>
         </w:tc>
@@ -1915,7 +1915,7 @@
                 <w:sz w:val="18"/>
                 <w:szCs w:val="18"/>
               </w:rPr>
-              <w:t xml:space="preserve">Writing is unclear or uses terms incorrectly.</w:t>
+              <w:t xml:space="preserve">Gives a list of facts without answering the question.</w:t>
             </w:r>
           </w:p>
         </w:tc>
@@ -2039,7 +2039,7 @@
         </w:rPr>
         <w:t xml:space="preserve">© 2026 SeaVuria and ARES. This work is licensed under a </w:t>
       </w:r>
-      <w:hyperlink w:history="1" r:id="rId95gx6hhewlm2ekvijxje-">
+      <w:hyperlink w:history="1" r:id="rIdmlutzgfqim50yipz1afnq">
         <w:r>
           <w:rPr>
             <w:rFonts w:ascii="Arial" w:cs="Arial" w:eastAsia="Arial" w:hAnsi="Arial"/>
@@ -2059,7 +2059,7 @@
         </w:rPr>
         <w:t xml:space="preserve"> (</w:t>
       </w:r>
-      <w:hyperlink w:history="1" r:id="rIdypnlxubagq_fzodrn8uls">
+      <w:hyperlink w:history="1" r:id="rId-wmirfd2vjtkipygpk6rn">
         <w:r>
           <w:rPr>
             <w:rFonts w:ascii="Arial" w:cs="Arial" w:eastAsia="Arial" w:hAnsi="Arial"/>
@@ -2079,7 +2079,7 @@
         </w:rPr>
         <w:t xml:space="preserve">). To view a copy of this license, visit </w:t>
       </w:r>
-      <w:hyperlink w:history="1" r:id="rIdvh22hmetc4fejjghkp5ka">
+      <w:hyperlink w:history="1" r:id="rId3icle5x74kwxkspvxy_bk">
         <w:r>
           <w:rPr>
             <w:rFonts w:ascii="Arial" w:cs="Arial" w:eastAsia="Arial" w:hAnsi="Arial"/>

--- a/data/outputs/v2/Maths/SS1.1_Real_Numbers/Mathematics_Real_Numbers_FinalExplanation.docx
+++ b/data/outputs/v2/Maths/SS1.1_Real_Numbers/Mathematics_Real_Numbers_FinalExplanation.docx
@@ -4,6 +4,7 @@
   <w:body>
     <w:p>
       <w:pPr>
+        <w:keepNext w:val="false"/>
         <w:spacing w:after="30" w:before="0"/>
         <w:jc w:val="center"/>
       </w:pPr>
@@ -23,6 +24,7 @@
     </w:p>
     <w:p>
       <w:pPr>
+        <w:keepNext w:val="false"/>
         <w:spacing w:after="60" w:before="0"/>
         <w:jc w:val="center"/>
       </w:pPr>
@@ -81,6 +83,7 @@
           </w:tcPr>
           <w:p>
             <w:pPr>
+              <w:keepNext w:val="false"/>
               <w:spacing w:after="40" w:before="0"/>
               <w:jc w:val="center"/>
             </w:pPr>
@@ -116,6 +119,7 @@
           </w:tcPr>
           <w:p>
             <w:pPr>
+              <w:keepNext w:val="false"/>
               <w:spacing w:after="40" w:before="0"/>
               <w:jc w:val="center"/>
             </w:pPr>
@@ -150,6 +154,7 @@
           </w:tcPr>
           <w:p>
             <w:pPr>
+              <w:keepNext w:val="false"/>
               <w:spacing w:after="40" w:before="0"/>
               <w:jc w:val="left"/>
             </w:pPr>
@@ -182,6 +187,7 @@
           </w:tcPr>
           <w:p>
             <w:pPr>
+              <w:keepNext w:val="false"/>
               <w:spacing w:after="40" w:before="0"/>
               <w:jc w:val="left"/>
             </w:pPr>
@@ -216,6 +222,7 @@
           </w:tcPr>
           <w:p>
             <w:pPr>
+              <w:keepNext w:val="false"/>
               <w:spacing w:after="40" w:before="0"/>
               <w:jc w:val="left"/>
             </w:pPr>
@@ -248,6 +255,7 @@
           </w:tcPr>
           <w:p>
             <w:pPr>
+              <w:keepNext w:val="false"/>
               <w:spacing w:after="40" w:before="0"/>
               <w:jc w:val="left"/>
             </w:pPr>
@@ -282,6 +290,7 @@
           </w:tcPr>
           <w:p>
             <w:pPr>
+              <w:keepNext w:val="false"/>
               <w:spacing w:after="40" w:before="0"/>
               <w:jc w:val="left"/>
             </w:pPr>
@@ -314,6 +323,7 @@
           </w:tcPr>
           <w:p>
             <w:pPr>
+              <w:keepNext w:val="false"/>
               <w:spacing w:after="40" w:before="0"/>
               <w:jc w:val="left"/>
             </w:pPr>
@@ -374,6 +384,7 @@
           </w:tcPr>
           <w:p>
             <w:pPr>
+              <w:keepNext w:val="false"/>
               <w:spacing w:after="40" w:before="0"/>
               <w:jc w:val="center"/>
             </w:pPr>
@@ -408,6 +419,7 @@
           </w:tcPr>
           <w:p>
             <w:pPr>
+              <w:keepNext w:val="false"/>
               <w:spacing w:after="40" w:before="0"/>
               <w:jc w:val="left"/>
             </w:pPr>
@@ -467,6 +479,7 @@
           </w:tcPr>
           <w:p>
             <w:pPr>
+              <w:keepNext/>
               <w:spacing w:after="40" w:before="0"/>
               <w:jc w:val="center"/>
             </w:pPr>
@@ -501,6 +514,7 @@
           </w:tcPr>
           <w:p>
             <w:pPr>
+              <w:keepNext/>
               <w:spacing w:after="40" w:before="0"/>
               <w:jc w:val="left"/>
             </w:pPr>
@@ -538,6 +552,7 @@
           </w:tcPr>
           <w:p>
             <w:pPr>
+              <w:keepNext w:val="false"/>
               <w:spacing w:after="40" w:before="0"/>
               <w:jc w:val="left"/>
             </w:pPr>
@@ -597,6 +612,7 @@
           </w:tcPr>
           <w:p>
             <w:pPr>
+              <w:keepNext/>
               <w:spacing w:after="40" w:before="0"/>
               <w:jc w:val="center"/>
             </w:pPr>
@@ -631,6 +647,7 @@
           </w:tcPr>
           <w:p>
             <w:pPr>
+              <w:keepNext/>
               <w:spacing w:after="40" w:before="0"/>
               <w:jc w:val="left"/>
             </w:pPr>
@@ -668,6 +685,7 @@
           </w:tcPr>
           <w:p>
             <w:pPr>
+              <w:keepNext w:val="false"/>
               <w:spacing w:after="40" w:before="0"/>
               <w:jc w:val="left"/>
             </w:pPr>
@@ -727,6 +745,7 @@
           </w:tcPr>
           <w:p>
             <w:pPr>
+              <w:keepNext/>
               <w:spacing w:after="40" w:before="0"/>
               <w:jc w:val="center"/>
             </w:pPr>
@@ -761,6 +780,7 @@
           </w:tcPr>
           <w:p>
             <w:pPr>
+              <w:keepNext/>
               <w:spacing w:after="40" w:before="0"/>
               <w:jc w:val="left"/>
             </w:pPr>
@@ -798,6 +818,7 @@
           </w:tcPr>
           <w:p>
             <w:pPr>
+              <w:keepNext w:val="false"/>
               <w:spacing w:after="40" w:before="0"/>
               <w:jc w:val="left"/>
             </w:pPr>
@@ -857,6 +878,7 @@
           </w:tcPr>
           <w:p>
             <w:pPr>
+              <w:keepNext/>
               <w:spacing w:after="40" w:before="0"/>
               <w:jc w:val="center"/>
             </w:pPr>
@@ -891,6 +913,7 @@
           </w:tcPr>
           <w:p>
             <w:pPr>
+              <w:keepNext/>
               <w:spacing w:after="40" w:before="0"/>
               <w:jc w:val="left"/>
             </w:pPr>
@@ -928,6 +951,7 @@
           </w:tcPr>
           <w:p>
             <w:pPr>
+              <w:keepNext w:val="false"/>
               <w:spacing w:after="40" w:before="0"/>
               <w:jc w:val="left"/>
             </w:pPr>
@@ -987,6 +1011,7 @@
           </w:tcPr>
           <w:p>
             <w:pPr>
+              <w:keepNext/>
               <w:spacing w:after="40" w:before="0"/>
               <w:jc w:val="center"/>
             </w:pPr>
@@ -1021,6 +1046,7 @@
           </w:tcPr>
           <w:p>
             <w:pPr>
+              <w:keepNext/>
               <w:spacing w:after="40" w:before="0"/>
               <w:jc w:val="left"/>
             </w:pPr>
@@ -1058,6 +1084,7 @@
           </w:tcPr>
           <w:p>
             <w:pPr>
+              <w:keepNext w:val="false"/>
               <w:spacing w:after="40" w:before="0"/>
               <w:jc w:val="left"/>
             </w:pPr>
@@ -1121,6 +1148,7 @@
           </w:tcPr>
           <w:p>
             <w:pPr>
+              <w:keepNext w:val="false"/>
               <w:spacing w:after="40" w:before="0"/>
               <w:jc w:val="center"/>
             </w:pPr>
@@ -1155,6 +1183,7 @@
           </w:tcPr>
           <w:p>
             <w:pPr>
+              <w:keepNext w:val="false"/>
               <w:spacing w:after="40" w:before="0"/>
               <w:jc w:val="left"/>
             </w:pPr>
@@ -1187,6 +1216,7 @@
           </w:tcPr>
           <w:p>
             <w:pPr>
+              <w:keepNext w:val="false"/>
               <w:spacing w:after="40" w:before="0"/>
               <w:jc w:val="left"/>
             </w:pPr>
@@ -1219,6 +1249,7 @@
           </w:tcPr>
           <w:p>
             <w:pPr>
+              <w:keepNext w:val="false"/>
               <w:spacing w:after="40" w:before="0"/>
               <w:jc w:val="left"/>
             </w:pPr>
@@ -1251,6 +1282,7 @@
           </w:tcPr>
           <w:p>
             <w:pPr>
+              <w:keepNext w:val="false"/>
               <w:spacing w:after="40" w:before="0"/>
               <w:jc w:val="left"/>
             </w:pPr>
@@ -1285,6 +1317,7 @@
           </w:tcPr>
           <w:p>
             <w:pPr>
+              <w:keepNext w:val="false"/>
               <w:spacing w:after="40" w:before="0"/>
               <w:jc w:val="left"/>
             </w:pPr>
@@ -1317,6 +1350,7 @@
           </w:tcPr>
           <w:p>
             <w:pPr>
+              <w:keepNext w:val="false"/>
               <w:spacing w:after="40" w:before="0"/>
               <w:jc w:val="left"/>
             </w:pPr>
@@ -1349,6 +1383,7 @@
           </w:tcPr>
           <w:p>
             <w:pPr>
+              <w:keepNext w:val="false"/>
               <w:spacing w:after="40" w:before="0"/>
               <w:jc w:val="left"/>
             </w:pPr>
@@ -1381,6 +1416,7 @@
           </w:tcPr>
           <w:p>
             <w:pPr>
+              <w:keepNext w:val="false"/>
               <w:spacing w:after="40" w:before="0"/>
               <w:jc w:val="left"/>
             </w:pPr>
@@ -1415,6 +1451,7 @@
           </w:tcPr>
           <w:p>
             <w:pPr>
+              <w:keepNext w:val="false"/>
               <w:spacing w:after="40" w:before="0"/>
               <w:jc w:val="left"/>
             </w:pPr>
@@ -1447,6 +1484,7 @@
           </w:tcPr>
           <w:p>
             <w:pPr>
+              <w:keepNext w:val="false"/>
               <w:spacing w:after="40" w:before="0"/>
               <w:jc w:val="left"/>
             </w:pPr>
@@ -1479,6 +1517,7 @@
           </w:tcPr>
           <w:p>
             <w:pPr>
+              <w:keepNext w:val="false"/>
               <w:spacing w:after="40" w:before="0"/>
               <w:jc w:val="left"/>
             </w:pPr>
@@ -1511,6 +1550,7 @@
           </w:tcPr>
           <w:p>
             <w:pPr>
+              <w:keepNext w:val="false"/>
               <w:spacing w:after="40" w:before="0"/>
               <w:jc w:val="left"/>
             </w:pPr>
@@ -1545,6 +1585,7 @@
           </w:tcPr>
           <w:p>
             <w:pPr>
+              <w:keepNext w:val="false"/>
               <w:spacing w:after="40" w:before="0"/>
               <w:jc w:val="left"/>
             </w:pPr>
@@ -1577,6 +1618,7 @@
           </w:tcPr>
           <w:p>
             <w:pPr>
+              <w:keepNext w:val="false"/>
               <w:spacing w:after="40" w:before="0"/>
               <w:jc w:val="left"/>
             </w:pPr>
@@ -1609,6 +1651,7 @@
           </w:tcPr>
           <w:p>
             <w:pPr>
+              <w:keepNext w:val="false"/>
               <w:spacing w:after="40" w:before="0"/>
               <w:jc w:val="left"/>
             </w:pPr>
@@ -1641,6 +1684,7 @@
           </w:tcPr>
           <w:p>
             <w:pPr>
+              <w:keepNext w:val="false"/>
               <w:spacing w:after="40" w:before="0"/>
               <w:jc w:val="left"/>
             </w:pPr>
@@ -1675,6 +1719,7 @@
           </w:tcPr>
           <w:p>
             <w:pPr>
+              <w:keepNext w:val="false"/>
               <w:spacing w:after="40" w:before="0"/>
               <w:jc w:val="left"/>
             </w:pPr>
@@ -1707,6 +1752,7 @@
           </w:tcPr>
           <w:p>
             <w:pPr>
+              <w:keepNext w:val="false"/>
               <w:spacing w:after="40" w:before="0"/>
               <w:jc w:val="left"/>
             </w:pPr>
@@ -1739,6 +1785,7 @@
           </w:tcPr>
           <w:p>
             <w:pPr>
+              <w:keepNext w:val="false"/>
               <w:spacing w:after="40" w:before="0"/>
               <w:jc w:val="left"/>
             </w:pPr>
@@ -1771,6 +1818,7 @@
           </w:tcPr>
           <w:p>
             <w:pPr>
+              <w:keepNext w:val="false"/>
               <w:spacing w:after="40" w:before="0"/>
               <w:jc w:val="left"/>
             </w:pPr>
@@ -1805,6 +1853,7 @@
           </w:tcPr>
           <w:p>
             <w:pPr>
+              <w:keepNext w:val="false"/>
               <w:spacing w:after="40" w:before="0"/>
               <w:jc w:val="left"/>
             </w:pPr>
@@ -1837,6 +1886,7 @@
           </w:tcPr>
           <w:p>
             <w:pPr>
+              <w:keepNext w:val="false"/>
               <w:spacing w:after="40" w:before="0"/>
               <w:jc w:val="left"/>
             </w:pPr>
@@ -1869,6 +1919,7 @@
           </w:tcPr>
           <w:p>
             <w:pPr>
+              <w:keepNext w:val="false"/>
               <w:spacing w:after="40" w:before="0"/>
               <w:jc w:val="left"/>
             </w:pPr>
@@ -1901,6 +1952,7 @@
           </w:tcPr>
           <w:p>
             <w:pPr>
+              <w:keepNext w:val="false"/>
               <w:spacing w:after="40" w:before="0"/>
               <w:jc w:val="left"/>
             </w:pPr>
@@ -2039,7 +2091,7 @@
         </w:rPr>
         <w:t xml:space="preserve">© 2026 SeaVuria and ARES. This work is licensed under a </w:t>
       </w:r>
-      <w:hyperlink w:history="1" r:id="rIdmlutzgfqim50yipz1afnq">
+      <w:hyperlink w:history="1" r:id="rId-mqzl_skourecqahdnpmc">
         <w:r>
           <w:rPr>
             <w:rFonts w:ascii="Arial" w:cs="Arial" w:eastAsia="Arial" w:hAnsi="Arial"/>
@@ -2059,7 +2111,7 @@
         </w:rPr>
         <w:t xml:space="preserve"> (</w:t>
       </w:r>
-      <w:hyperlink w:history="1" r:id="rId-wmirfd2vjtkipygpk6rn">
+      <w:hyperlink w:history="1" r:id="rIdrfladqjm9scc4fwq3satu">
         <w:r>
           <w:rPr>
             <w:rFonts w:ascii="Arial" w:cs="Arial" w:eastAsia="Arial" w:hAnsi="Arial"/>
@@ -2079,7 +2131,7 @@
         </w:rPr>
         <w:t xml:space="preserve">). To view a copy of this license, visit </w:t>
       </w:r>
-      <w:hyperlink w:history="1" r:id="rId3icle5x74kwxkspvxy_bk">
+      <w:hyperlink w:history="1" r:id="rIdv42fahwkxfvblp2gqbjvu">
         <w:r>
           <w:rPr>
             <w:rFonts w:ascii="Arial" w:cs="Arial" w:eastAsia="Arial" w:hAnsi="Arial"/>

--- a/data/outputs/v2/Maths/SS1.1_Real_Numbers/Mathematics_Real_Numbers_FinalExplanation.docx
+++ b/data/outputs/v2/Maths/SS1.1_Real_Numbers/Mathematics_Real_Numbers_FinalExplanation.docx
@@ -2091,7 +2091,7 @@
         </w:rPr>
         <w:t xml:space="preserve">© 2026 SeaVuria and ARES. This work is licensed under a </w:t>
       </w:r>
-      <w:hyperlink w:history="1" r:id="rId-mqzl_skourecqahdnpmc">
+      <w:hyperlink w:history="1" r:id="rIdej7tdtw3bndpf3u363lfq">
         <w:r>
           <w:rPr>
             <w:rFonts w:ascii="Arial" w:cs="Arial" w:eastAsia="Arial" w:hAnsi="Arial"/>
@@ -2111,7 +2111,7 @@
         </w:rPr>
         <w:t xml:space="preserve"> (</w:t>
       </w:r>
-      <w:hyperlink w:history="1" r:id="rIdrfladqjm9scc4fwq3satu">
+      <w:hyperlink w:history="1" r:id="rIdbd4eq1pbmqrgb2dkrz8nx">
         <w:r>
           <w:rPr>
             <w:rFonts w:ascii="Arial" w:cs="Arial" w:eastAsia="Arial" w:hAnsi="Arial"/>
@@ -2131,7 +2131,7 @@
         </w:rPr>
         <w:t xml:space="preserve">). To view a copy of this license, visit </w:t>
       </w:r>
-      <w:hyperlink w:history="1" r:id="rIdv42fahwkxfvblp2gqbjvu">
+      <w:hyperlink w:history="1" r:id="rIdf0dcmmdtewbs3kdh8dwm6">
         <w:r>
           <w:rPr>
             <w:rFonts w:ascii="Arial" w:cs="Arial" w:eastAsia="Arial" w:hAnsi="Arial"/>
